--- a/古文今讀81-90.docx
+++ b/古文今讀81-90.docx
@@ -32,7 +32,7 @@
           <w:sz w:val="24"/>
           <w:szCs w:val="24"/>
         </w:rPr>
-        <w:t xml:space="preserve">整理：於、輒、顧、故、之、代詞性助詞（相／見／所）、人稱代詞、蝜蝂傳與狐假虎威等成語</w:t>
+        <w:t xml:space="preserve">整理：於、輒、顧、故、之、代詞性助詞（相／見／所）、人稱代詞、通假字、蝜蝂傳與狐假虎威等成語</w:t>
       </w:r>
     </w:p>
     <w:p>
@@ -367,7 +367,7 @@
                 <w:sz w:val="22"/>
                 <w:szCs w:val="22"/>
               </w:rPr>
-              <w:t xml:space="preserve">對，介</w:t>
+              <w:t xml:space="preserve">對於，介</w:t>
             </w:r>
           </w:p>
         </w:tc>
@@ -1179,6 +1179,30 @@
                 <w:sz w:val="22"/>
                 <w:szCs w:val="22"/>
               </w:rPr>
+              <w:t xml:space="preserve">左「顧」右盼（課本補充）</w:t>
+            </w:r>
+          </w:p>
+          <w:p>
+            <w:r>
+              <w:rPr>
+                <w:rFonts w:ascii="標楷體" w:cs="標楷體" w:eastAsia="標楷體" w:hAnsi="標楷體"/>
+                <w:b w:val="false"/>
+                <w:bCs w:val="false"/>
+                <w:sz w:val="22"/>
+                <w:szCs w:val="22"/>
+              </w:rPr>
+              <w:t xml:space="preserve">臨風「顧」盼（課本補充）</w:t>
+            </w:r>
+          </w:p>
+          <w:p>
+            <w:r>
+              <w:rPr>
+                <w:rFonts w:ascii="標楷體" w:cs="標楷體" w:eastAsia="標楷體" w:hAnsi="標楷體"/>
+                <w:b w:val="false"/>
+                <w:bCs w:val="false"/>
+                <w:sz w:val="22"/>
+                <w:szCs w:val="22"/>
+              </w:rPr>
               <w:t xml:space="preserve">環「顧」（課本補充）</w:t>
             </w:r>
           </w:p>
@@ -1191,19 +1215,7 @@
                 <w:sz w:val="22"/>
                 <w:szCs w:val="22"/>
               </w:rPr>
-              <w:t xml:space="preserve">左「顧」右盼（課本補充）</w:t>
-            </w:r>
-          </w:p>
-          <w:p>
-            <w:r>
-              <w:rPr>
-                <w:rFonts w:ascii="標楷體" w:cs="標楷體" w:eastAsia="標楷體" w:hAnsi="標楷體"/>
-                <w:b w:val="false"/>
-                <w:bCs w:val="false"/>
-                <w:sz w:val="22"/>
-                <w:szCs w:val="22"/>
-              </w:rPr>
-              <w:t xml:space="preserve">「顧」乞其餘，不足，又「顧」而之他（課本補充）</w:t>
+              <w:t xml:space="preserve">乞其餘，不足，又「顧」而之他（課本補充）</w:t>
             </w:r>
           </w:p>
         </w:tc>
@@ -1239,6 +1251,83 @@
                 <w:sz w:val="22"/>
                 <w:szCs w:val="22"/>
               </w:rPr>
+              <w:t xml:space="preserve">回首、回頭看</w:t>
+            </w:r>
+          </w:p>
+        </w:tc>
+        <w:tc>
+          <w:tcPr>
+            <w:tcW w:type="dxa" w:w="6560"/>
+            <w:tcBorders>
+              <w:top w:val="single" w:color="A6A6A6" w:sz="4"/>
+              <w:left w:val="single" w:color="A6A6A6" w:sz="4"/>
+              <w:bottom w:val="single" w:color="A6A6A6" w:sz="4"/>
+              <w:right w:val="single" w:color="A6A6A6" w:sz="4"/>
+            </w:tcBorders>
+            <w:tcMar>
+              <w:top w:type="dxa" w:w="40"/>
+              <w:left w:type="dxa" w:w="80"/>
+              <w:bottom w:type="dxa" w:w="40"/>
+              <w:right w:type="dxa" w:w="80"/>
+            </w:tcMar>
+          </w:tcPr>
+          <w:p>
+            <w:r>
+              <w:rPr>
+                <w:rFonts w:ascii="標楷體" w:cs="標楷體" w:eastAsia="標楷體" w:hAnsi="標楷體"/>
+                <w:b w:val="false"/>
+                <w:bCs w:val="false"/>
+                <w:sz w:val="22"/>
+                <w:szCs w:val="22"/>
+              </w:rPr>
+              <w:t xml:space="preserve">後「顧」之憂（課本補充）</w:t>
+            </w:r>
+          </w:p>
+          <w:p>
+            <w:r>
+              <w:rPr>
+                <w:rFonts w:ascii="標楷體" w:cs="標楷體" w:eastAsia="標楷體" w:hAnsi="標楷體"/>
+                <w:b w:val="false"/>
+                <w:bCs w:val="false"/>
+                <w:sz w:val="22"/>
+                <w:szCs w:val="22"/>
+              </w:rPr>
+              <w:t xml:space="preserve">伯樂一「顧」（比喻才能受人賞識、肯定）（課本補充）</w:t>
+            </w:r>
+          </w:p>
+        </w:tc>
+      </w:tr>
+      <w:tr>
+        <w:trPr>
+          <w:cantSplit/>
+          <w:tblHeader w:val="false"/>
+        </w:trPr>
+        <w:tc>
+          <w:tcPr>
+            <w:tcW w:type="dxa" w:w="2800"/>
+            <w:tcBorders>
+              <w:top w:val="single" w:color="A6A6A6" w:sz="4"/>
+              <w:left w:val="single" w:color="A6A6A6" w:sz="4"/>
+              <w:bottom w:val="single" w:color="A6A6A6" w:sz="4"/>
+              <w:right w:val="single" w:color="A6A6A6" w:sz="4"/>
+            </w:tcBorders>
+            <w:shd w:fill="F7F7F7" w:val="clear"/>
+            <w:tcMar>
+              <w:top w:type="dxa" w:w="40"/>
+              <w:left w:type="dxa" w:w="80"/>
+              <w:bottom w:type="dxa" w:w="40"/>
+              <w:right w:type="dxa" w:w="80"/>
+            </w:tcMar>
+          </w:tcPr>
+          <w:p>
+            <w:r>
+              <w:rPr>
+                <w:rFonts w:ascii="標楷體" w:cs="標楷體" w:eastAsia="標楷體" w:hAnsi="標楷體"/>
+                <w:b w:val="false"/>
+                <w:bCs w:val="false"/>
+                <w:sz w:val="22"/>
+                <w:szCs w:val="22"/>
+              </w:rPr>
               <w:t xml:space="preserve">拜訪、探望</w:t>
             </w:r>
           </w:p>
@@ -1405,7 +1494,7 @@
                 <w:sz w:val="22"/>
                 <w:szCs w:val="22"/>
               </w:rPr>
-              <w:t xml:space="preserve">反而，副</w:t>
+              <w:t xml:space="preserve">反而、連，副</w:t>
             </w:r>
           </w:p>
         </w:tc>
@@ -1624,18 +1713,6 @@
               <w:t xml:space="preserve">無緣無「故」（課本補充）</w:t>
             </w:r>
           </w:p>
-          <w:p>
-            <w:r>
-              <w:rPr>
-                <w:rFonts w:ascii="標楷體" w:cs="標楷體" w:eastAsia="標楷體" w:hAnsi="標楷體"/>
-                <w:b w:val="false"/>
-                <w:bCs w:val="false"/>
-                <w:sz w:val="22"/>
-                <w:szCs w:val="22"/>
-              </w:rPr>
-              <w:t xml:space="preserve">以「故」東徙（第86課，原文）</w:t>
-            </w:r>
-          </w:p>
         </w:tc>
       </w:tr>
       <w:tr>
@@ -3591,7 +3668,454 @@
           <w:sz w:val="30"/>
           <w:szCs w:val="30"/>
         </w:rPr>
-        <w:t xml:space="preserve">八、其他重點字義與句式</w:t>
+        <w:t xml:space="preserve">八、通假字（第81–90課）</w:t>
+      </w:r>
+    </w:p>
+    <w:tbl>
+      <w:tblPr>
+        <w:tblW w:type="dxa" w:w="9360"/>
+        <w:tblBorders>
+          <w:top w:val="single" w:color="auto" w:sz="4"/>
+          <w:left w:val="single" w:color="auto" w:sz="4"/>
+          <w:bottom w:val="single" w:color="auto" w:sz="4"/>
+          <w:right w:val="single" w:color="auto" w:sz="4"/>
+          <w:insideH w:val="single" w:color="auto" w:sz="4"/>
+          <w:insideV w:val="single" w:color="auto" w:sz="4"/>
+        </w:tblBorders>
+      </w:tblPr>
+      <w:tblGrid>
+        <w:gridCol w:w="2800"/>
+        <w:gridCol w:w="6560"/>
+      </w:tblGrid>
+      <w:tr>
+        <w:trPr>
+          <w:cantSplit/>
+          <w:tblHeader/>
+        </w:trPr>
+        <w:tc>
+          <w:tcPr>
+            <w:tcW w:type="dxa" w:w="2800"/>
+            <w:tcBorders>
+              <w:top w:val="single" w:color="A6A6A6" w:sz="4"/>
+              <w:left w:val="single" w:color="A6A6A6" w:sz="4"/>
+              <w:bottom w:val="single" w:color="A6A6A6" w:sz="4"/>
+              <w:right w:val="single" w:color="A6A6A6" w:sz="4"/>
+            </w:tcBorders>
+            <w:shd w:fill="E2EFDA" w:val="clear"/>
+            <w:tcMar>
+              <w:top w:type="dxa" w:w="40"/>
+              <w:left w:type="dxa" w:w="80"/>
+              <w:bottom w:type="dxa" w:w="40"/>
+              <w:right w:type="dxa" w:w="80"/>
+            </w:tcMar>
+          </w:tcPr>
+          <w:p>
+            <w:pPr>
+              <w:jc w:val="center"/>
+            </w:pPr>
+            <w:r>
+              <w:rPr>
+                <w:rFonts w:ascii="標楷體" w:cs="標楷體" w:eastAsia="標楷體" w:hAnsi="標楷體"/>
+                <w:b/>
+                <w:bCs/>
+                <w:sz w:val="22"/>
+                <w:szCs w:val="22"/>
+              </w:rPr>
+              <w:t xml:space="preserve">意義（詞性）</w:t>
+            </w:r>
+          </w:p>
+        </w:tc>
+        <w:tc>
+          <w:tcPr>
+            <w:tcW w:type="dxa" w:w="6560"/>
+            <w:tcBorders>
+              <w:top w:val="single" w:color="A6A6A6" w:sz="4"/>
+              <w:left w:val="single" w:color="A6A6A6" w:sz="4"/>
+              <w:bottom w:val="single" w:color="A6A6A6" w:sz="4"/>
+              <w:right w:val="single" w:color="A6A6A6" w:sz="4"/>
+            </w:tcBorders>
+            <w:shd w:fill="E2EFDA" w:val="clear"/>
+            <w:tcMar>
+              <w:top w:type="dxa" w:w="40"/>
+              <w:left w:type="dxa" w:w="80"/>
+              <w:bottom w:type="dxa" w:w="40"/>
+              <w:right w:type="dxa" w:w="80"/>
+            </w:tcMar>
+          </w:tcPr>
+          <w:p>
+            <w:pPr>
+              <w:jc w:val="center"/>
+            </w:pPr>
+            <w:r>
+              <w:rPr>
+                <w:rFonts w:ascii="標楷體" w:cs="標楷體" w:eastAsia="標楷體" w:hAnsi="標楷體"/>
+                <w:b/>
+                <w:bCs/>
+                <w:sz w:val="22"/>
+                <w:szCs w:val="22"/>
+              </w:rPr>
+              <w:t xml:space="preserve">例句（出處）</w:t>
+            </w:r>
+          </w:p>
+        </w:tc>
+      </w:tr>
+      <w:tr>
+        <w:trPr>
+          <w:cantSplit/>
+          <w:tblHeader w:val="false"/>
+        </w:trPr>
+        <w:tc>
+          <w:tcPr>
+            <w:tcW w:type="dxa" w:w="2800"/>
+            <w:tcBorders>
+              <w:top w:val="single" w:color="A6A6A6" w:sz="4"/>
+              <w:left w:val="single" w:color="A6A6A6" w:sz="4"/>
+              <w:bottom w:val="single" w:color="A6A6A6" w:sz="4"/>
+              <w:right w:val="single" w:color="A6A6A6" w:sz="4"/>
+            </w:tcBorders>
+            <w:shd w:fill="F7F7F7" w:val="clear"/>
+            <w:tcMar>
+              <w:top w:type="dxa" w:w="40"/>
+              <w:left w:type="dxa" w:w="80"/>
+              <w:bottom w:type="dxa" w:w="40"/>
+              <w:right w:type="dxa" w:w="80"/>
+            </w:tcMar>
+          </w:tcPr>
+          <w:p>
+            <w:r>
+              <w:rPr>
+                <w:rFonts w:ascii="標楷體" w:cs="標楷體" w:eastAsia="標楷體" w:hAnsi="標楷體"/>
+                <w:b w:val="false"/>
+                <w:bCs w:val="false"/>
+                <w:sz w:val="22"/>
+                <w:szCs w:val="22"/>
+              </w:rPr>
+              <w:t xml:space="preserve">「說」通「悅」，喜悅</w:t>
+            </w:r>
+          </w:p>
+        </w:tc>
+        <w:tc>
+          <w:tcPr>
+            <w:tcW w:type="dxa" w:w="6560"/>
+            <w:tcBorders>
+              <w:top w:val="single" w:color="A6A6A6" w:sz="4"/>
+              <w:left w:val="single" w:color="A6A6A6" w:sz="4"/>
+              <w:bottom w:val="single" w:color="A6A6A6" w:sz="4"/>
+              <w:right w:val="single" w:color="A6A6A6" w:sz="4"/>
+            </w:tcBorders>
+            <w:tcMar>
+              <w:top w:type="dxa" w:w="40"/>
+              <w:left w:type="dxa" w:w="80"/>
+              <w:bottom w:type="dxa" w:w="40"/>
+              <w:right w:type="dxa" w:w="80"/>
+            </w:tcMar>
+          </w:tcPr>
+          <w:p>
+            <w:r>
+              <w:rPr>
+                <w:rFonts w:ascii="標楷體" w:cs="標楷體" w:eastAsia="標楷體" w:hAnsi="標楷體"/>
+                <w:b w:val="false"/>
+                <w:bCs w:val="false"/>
+                <w:sz w:val="22"/>
+                <w:szCs w:val="22"/>
+              </w:rPr>
+              <w:t xml:space="preserve">使者不「說」（第90課，課本標註）</w:t>
+            </w:r>
+          </w:p>
+        </w:tc>
+      </w:tr>
+      <w:tr>
+        <w:trPr>
+          <w:cantSplit/>
+          <w:tblHeader w:val="false"/>
+        </w:trPr>
+        <w:tc>
+          <w:tcPr>
+            <w:tcW w:type="dxa" w:w="2800"/>
+            <w:tcBorders>
+              <w:top w:val="single" w:color="A6A6A6" w:sz="4"/>
+              <w:left w:val="single" w:color="A6A6A6" w:sz="4"/>
+              <w:bottom w:val="single" w:color="A6A6A6" w:sz="4"/>
+              <w:right w:val="single" w:color="A6A6A6" w:sz="4"/>
+            </w:tcBorders>
+            <w:shd w:fill="F7F7F7" w:val="clear"/>
+            <w:tcMar>
+              <w:top w:type="dxa" w:w="40"/>
+              <w:left w:type="dxa" w:w="80"/>
+              <w:bottom w:type="dxa" w:w="40"/>
+              <w:right w:type="dxa" w:w="80"/>
+            </w:tcMar>
+          </w:tcPr>
+          <w:p>
+            <w:r>
+              <w:rPr>
+                <w:rFonts w:ascii="標楷體" w:cs="標楷體" w:eastAsia="標楷體" w:hAnsi="標楷體"/>
+                <w:b w:val="false"/>
+                <w:bCs w:val="false"/>
+                <w:sz w:val="22"/>
+                <w:szCs w:val="22"/>
+              </w:rPr>
+              <w:t xml:space="preserve">「舍」通「捨」，捨棄</w:t>
+            </w:r>
+          </w:p>
+        </w:tc>
+        <w:tc>
+          <w:tcPr>
+            <w:tcW w:type="dxa" w:w="6560"/>
+            <w:tcBorders>
+              <w:top w:val="single" w:color="A6A6A6" w:sz="4"/>
+              <w:left w:val="single" w:color="A6A6A6" w:sz="4"/>
+              <w:bottom w:val="single" w:color="A6A6A6" w:sz="4"/>
+              <w:right w:val="single" w:color="A6A6A6" w:sz="4"/>
+            </w:tcBorders>
+            <w:tcMar>
+              <w:top w:type="dxa" w:w="40"/>
+              <w:left w:type="dxa" w:w="80"/>
+              <w:bottom w:type="dxa" w:w="40"/>
+              <w:right w:type="dxa" w:w="80"/>
+            </w:tcMar>
+          </w:tcPr>
+          <w:p>
+            <w:r>
+              <w:rPr>
+                <w:rFonts w:ascii="標楷體" w:cs="標楷體" w:eastAsia="標楷體" w:hAnsi="標楷體"/>
+                <w:b w:val="false"/>
+                <w:bCs w:val="false"/>
+                <w:sz w:val="22"/>
+                <w:szCs w:val="22"/>
+              </w:rPr>
+              <w:t xml:space="preserve">「舍」本而問末者耶（第90課，原文）</w:t>
+            </w:r>
+          </w:p>
+        </w:tc>
+      </w:tr>
+      <w:tr>
+        <w:trPr>
+          <w:cantSplit/>
+          <w:tblHeader w:val="false"/>
+        </w:trPr>
+        <w:tc>
+          <w:tcPr>
+            <w:tcW w:type="dxa" w:w="2800"/>
+            <w:tcBorders>
+              <w:top w:val="single" w:color="A6A6A6" w:sz="4"/>
+              <w:left w:val="single" w:color="A6A6A6" w:sz="4"/>
+              <w:bottom w:val="single" w:color="A6A6A6" w:sz="4"/>
+              <w:right w:val="single" w:color="A6A6A6" w:sz="4"/>
+            </w:tcBorders>
+            <w:shd w:fill="F7F7F7" w:val="clear"/>
+            <w:tcMar>
+              <w:top w:type="dxa" w:w="40"/>
+              <w:left w:type="dxa" w:w="80"/>
+              <w:bottom w:type="dxa" w:w="40"/>
+              <w:right w:type="dxa" w:w="80"/>
+            </w:tcMar>
+          </w:tcPr>
+          <w:p>
+            <w:r>
+              <w:rPr>
+                <w:rFonts w:ascii="標楷體" w:cs="標楷體" w:eastAsia="標楷體" w:hAnsi="標楷體"/>
+                <w:b w:val="false"/>
+                <w:bCs w:val="false"/>
+                <w:sz w:val="22"/>
+                <w:szCs w:val="22"/>
+              </w:rPr>
+              <w:t xml:space="preserve">「卬」通「仰」，抬起（頭）</w:t>
+            </w:r>
+          </w:p>
+        </w:tc>
+        <w:tc>
+          <w:tcPr>
+            <w:tcW w:type="dxa" w:w="6560"/>
+            <w:tcBorders>
+              <w:top w:val="single" w:color="A6A6A6" w:sz="4"/>
+              <w:left w:val="single" w:color="A6A6A6" w:sz="4"/>
+              <w:bottom w:val="single" w:color="A6A6A6" w:sz="4"/>
+              <w:right w:val="single" w:color="A6A6A6" w:sz="4"/>
+            </w:tcBorders>
+            <w:tcMar>
+              <w:top w:type="dxa" w:w="40"/>
+              <w:left w:type="dxa" w:w="80"/>
+              <w:bottom w:type="dxa" w:w="40"/>
+              <w:right w:type="dxa" w:w="80"/>
+            </w:tcMar>
+          </w:tcPr>
+          <w:p>
+            <w:r>
+              <w:rPr>
+                <w:rFonts w:ascii="標楷體" w:cs="標楷體" w:eastAsia="標楷體" w:hAnsi="標楷體"/>
+                <w:b w:val="false"/>
+                <w:bCs w:val="false"/>
+                <w:sz w:val="22"/>
+                <w:szCs w:val="22"/>
+              </w:rPr>
+              <w:t xml:space="preserve">「卬」其首負之（第84課，原文）</w:t>
+            </w:r>
+          </w:p>
+        </w:tc>
+      </w:tr>
+      <w:tr>
+        <w:trPr>
+          <w:cantSplit/>
+          <w:tblHeader w:val="false"/>
+        </w:trPr>
+        <w:tc>
+          <w:tcPr>
+            <w:tcW w:type="dxa" w:w="2800"/>
+            <w:tcBorders>
+              <w:top w:val="single" w:color="A6A6A6" w:sz="4"/>
+              <w:left w:val="single" w:color="A6A6A6" w:sz="4"/>
+              <w:bottom w:val="single" w:color="A6A6A6" w:sz="4"/>
+              <w:right w:val="single" w:color="A6A6A6" w:sz="4"/>
+            </w:tcBorders>
+            <w:shd w:fill="F7F7F7" w:val="clear"/>
+            <w:tcMar>
+              <w:top w:type="dxa" w:w="40"/>
+              <w:left w:type="dxa" w:w="80"/>
+              <w:bottom w:type="dxa" w:w="40"/>
+              <w:right w:type="dxa" w:w="80"/>
+            </w:tcMar>
+          </w:tcPr>
+          <w:p>
+            <w:r>
+              <w:rPr>
+                <w:rFonts w:ascii="標楷體" w:cs="標楷體" w:eastAsia="標楷體" w:hAnsi="標楷體"/>
+                <w:b w:val="false"/>
+                <w:bCs w:val="false"/>
+                <w:sz w:val="22"/>
+                <w:szCs w:val="22"/>
+              </w:rPr>
+              <w:t xml:space="preserve">「反」通「返」，回、還</w:t>
+            </w:r>
+          </w:p>
+        </w:tc>
+        <w:tc>
+          <w:tcPr>
+            <w:tcW w:type="dxa" w:w="6560"/>
+            <w:tcBorders>
+              <w:top w:val="single" w:color="A6A6A6" w:sz="4"/>
+              <w:left w:val="single" w:color="A6A6A6" w:sz="4"/>
+              <w:bottom w:val="single" w:color="A6A6A6" w:sz="4"/>
+              <w:right w:val="single" w:color="A6A6A6" w:sz="4"/>
+            </w:tcBorders>
+            <w:tcMar>
+              <w:top w:type="dxa" w:w="40"/>
+              <w:left w:type="dxa" w:w="80"/>
+              <w:bottom w:type="dxa" w:w="40"/>
+              <w:right w:type="dxa" w:w="80"/>
+            </w:tcMar>
+          </w:tcPr>
+          <w:p>
+            <w:r>
+              <w:rPr>
+                <w:rFonts w:ascii="標楷體" w:cs="標楷體" w:eastAsia="標楷體" w:hAnsi="標楷體"/>
+                <w:b w:val="false"/>
+                <w:bCs w:val="false"/>
+                <w:sz w:val="22"/>
+                <w:szCs w:val="22"/>
+              </w:rPr>
+              <w:t xml:space="preserve">「反」書責侃曰（回信）（第81課，原文）</w:t>
+            </w:r>
+          </w:p>
+        </w:tc>
+      </w:tr>
+      <w:tr>
+        <w:trPr>
+          <w:cantSplit/>
+          <w:tblHeader w:val="false"/>
+        </w:trPr>
+        <w:tc>
+          <w:tcPr>
+            <w:tcW w:type="dxa" w:w="2800"/>
+            <w:tcBorders>
+              <w:top w:val="single" w:color="A6A6A6" w:sz="4"/>
+              <w:left w:val="single" w:color="A6A6A6" w:sz="4"/>
+              <w:bottom w:val="single" w:color="A6A6A6" w:sz="4"/>
+              <w:right w:val="single" w:color="A6A6A6" w:sz="4"/>
+            </w:tcBorders>
+            <w:shd w:fill="F7F7F7" w:val="clear"/>
+            <w:tcMar>
+              <w:top w:type="dxa" w:w="40"/>
+              <w:left w:type="dxa" w:w="80"/>
+              <w:bottom w:type="dxa" w:w="40"/>
+              <w:right w:type="dxa" w:w="80"/>
+            </w:tcMar>
+          </w:tcPr>
+          <w:p>
+            <w:r>
+              <w:rPr>
+                <w:rFonts w:ascii="標楷體" w:cs="標楷體" w:eastAsia="標楷體" w:hAnsi="標楷體"/>
+                <w:b w:val="false"/>
+                <w:bCs w:val="false"/>
+                <w:sz w:val="22"/>
+                <w:szCs w:val="22"/>
+              </w:rPr>
+              <w:t xml:space="preserve">「競競」通「兢兢」，戒慎、用力的樣子</w:t>
+            </w:r>
+          </w:p>
+        </w:tc>
+        <w:tc>
+          <w:tcPr>
+            <w:tcW w:type="dxa" w:w="6560"/>
+            <w:tcBorders>
+              <w:top w:val="single" w:color="A6A6A6" w:sz="4"/>
+              <w:left w:val="single" w:color="A6A6A6" w:sz="4"/>
+              <w:bottom w:val="single" w:color="A6A6A6" w:sz="4"/>
+              <w:right w:val="single" w:color="A6A6A6" w:sz="4"/>
+            </w:tcBorders>
+            <w:tcMar>
+              <w:top w:type="dxa" w:w="40"/>
+              <w:left w:type="dxa" w:w="80"/>
+              <w:bottom w:type="dxa" w:w="40"/>
+              <w:right w:type="dxa" w:w="80"/>
+            </w:tcMar>
+          </w:tcPr>
+          <w:p>
+            <w:r>
+              <w:rPr>
+                <w:rFonts w:ascii="標楷體" w:cs="標楷體" w:eastAsia="標楷體" w:hAnsi="標楷體"/>
+                <w:b w:val="false"/>
+                <w:bCs w:val="false"/>
+                <w:sz w:val="22"/>
+                <w:szCs w:val="22"/>
+              </w:rPr>
+              <w:t xml:space="preserve">「競競」握固（課本作「競競」）（第82課，原文）</w:t>
+            </w:r>
+          </w:p>
+        </w:tc>
+      </w:tr>
+    </w:tbl>
+    <w:p>
+      <w:pPr>
+        <w:spacing w:after="80"/>
+      </w:pPr>
+      <w:r>
+        <w:rPr>
+          <w:rFonts w:ascii="標楷體" w:cs="標楷體" w:eastAsia="標楷體" w:hAnsi="標楷體"/>
+          <w:sz w:val="22"/>
+          <w:szCs w:val="22"/>
+        </w:rPr>
+        <w:t xml:space="preserve">通假字：古書中借用音同或音近的字來代替本字，解釋時要讀成本字的意思。</w:t>
+      </w:r>
+    </w:p>
+    <w:p>
+      <w:pPr>
+        <w:pStyle w:val="Heading2"/>
+        <w:pBdr>
+          <w:bottom w:val="single" w:color="548235" w:sz="12" w:space="1"/>
+        </w:pBdr>
+        <w:spacing w:after="100" w:before="300"/>
+      </w:pPr>
+      <w:r>
+        <w:rPr>
+          <w:rFonts w:ascii="標楷體" w:cs="標楷體" w:eastAsia="標楷體" w:hAnsi="標楷體"/>
+          <w:b/>
+          <w:bCs/>
+          <w:color w:val="385723"/>
+          <w:sz w:val="30"/>
+          <w:szCs w:val="30"/>
+        </w:rPr>
+        <w:t xml:space="preserve">九、其他重點字義與句式</w:t>
       </w:r>
     </w:p>
     <w:tbl>
@@ -4746,100 +5270,6 @@
                 <w:szCs w:val="22"/>
               </w:rPr>
               <w:t xml:space="preserve">第87課</w:t>
-            </w:r>
-          </w:p>
-        </w:tc>
-      </w:tr>
-      <w:tr>
-        <w:trPr>
-          <w:cantSplit/>
-          <w:tblHeader w:val="false"/>
-        </w:trPr>
-        <w:tc>
-          <w:tcPr>
-            <w:tcW w:type="dxa" w:w="1800"/>
-            <w:tcBorders>
-              <w:top w:val="single" w:color="A6A6A6" w:sz="4"/>
-              <w:left w:val="single" w:color="A6A6A6" w:sz="4"/>
-              <w:bottom w:val="single" w:color="A6A6A6" w:sz="4"/>
-              <w:right w:val="single" w:color="A6A6A6" w:sz="4"/>
-            </w:tcBorders>
-            <w:shd w:fill="F7F7F7" w:val="clear"/>
-            <w:tcMar>
-              <w:top w:type="dxa" w:w="40"/>
-              <w:left w:type="dxa" w:w="80"/>
-              <w:bottom w:type="dxa" w:w="40"/>
-              <w:right w:type="dxa" w:w="80"/>
-            </w:tcMar>
-          </w:tcPr>
-          <w:p>
-            <w:r>
-              <w:rPr>
-                <w:rFonts w:ascii="標楷體" w:cs="標楷體" w:eastAsia="標楷體" w:hAnsi="標楷體"/>
-                <w:b w:val="false"/>
-                <w:bCs w:val="false"/>
-                <w:sz w:val="22"/>
-                <w:szCs w:val="22"/>
-              </w:rPr>
-              <w:t xml:space="preserve">句中對</w:t>
-            </w:r>
-          </w:p>
-        </w:tc>
-        <w:tc>
-          <w:tcPr>
-            <w:tcW w:type="dxa" w:w="5760"/>
-            <w:tcBorders>
-              <w:top w:val="single" w:color="A6A6A6" w:sz="4"/>
-              <w:left w:val="single" w:color="A6A6A6" w:sz="4"/>
-              <w:bottom w:val="single" w:color="A6A6A6" w:sz="4"/>
-              <w:right w:val="single" w:color="A6A6A6" w:sz="4"/>
-            </w:tcBorders>
-            <w:tcMar>
-              <w:top w:type="dxa" w:w="40"/>
-              <w:left w:type="dxa" w:w="80"/>
-              <w:bottom w:type="dxa" w:w="40"/>
-              <w:right w:type="dxa" w:w="80"/>
-            </w:tcMar>
-          </w:tcPr>
-          <w:p>
-            <w:r>
-              <w:rPr>
-                <w:rFonts w:ascii="標楷體" w:cs="標楷體" w:eastAsia="標楷體" w:hAnsi="標楷體"/>
-                <w:b w:val="false"/>
-                <w:bCs w:val="false"/>
-                <w:sz w:val="22"/>
-                <w:szCs w:val="22"/>
-              </w:rPr>
-              <w:t xml:space="preserve">令既具，未布（句中對偶）</w:t>
-            </w:r>
-          </w:p>
-        </w:tc>
-        <w:tc>
-          <w:tcPr>
-            <w:tcW w:type="dxa" w:w="1800"/>
-            <w:tcBorders>
-              <w:top w:val="single" w:color="A6A6A6" w:sz="4"/>
-              <w:left w:val="single" w:color="A6A6A6" w:sz="4"/>
-              <w:bottom w:val="single" w:color="A6A6A6" w:sz="4"/>
-              <w:right w:val="single" w:color="A6A6A6" w:sz="4"/>
-            </w:tcBorders>
-            <w:tcMar>
-              <w:top w:type="dxa" w:w="40"/>
-              <w:left w:type="dxa" w:w="80"/>
-              <w:bottom w:type="dxa" w:w="40"/>
-              <w:right w:type="dxa" w:w="80"/>
-            </w:tcMar>
-          </w:tcPr>
-          <w:p>
-            <w:r>
-              <w:rPr>
-                <w:rFonts w:ascii="標楷體" w:cs="標楷體" w:eastAsia="標楷體" w:hAnsi="標楷體"/>
-                <w:b w:val="false"/>
-                <w:bCs w:val="false"/>
-                <w:sz w:val="22"/>
-                <w:szCs w:val="22"/>
-              </w:rPr>
-              <w:t xml:space="preserve">第88課</w:t>
             </w:r>
           </w:p>
         </w:tc>
@@ -4961,7 +5391,7 @@
           <w:sz w:val="30"/>
           <w:szCs w:val="30"/>
         </w:rPr>
-        <w:t xml:space="preserve">九、成語整理</w:t>
+        <w:t xml:space="preserve">十、成語整理</w:t>
       </w:r>
     </w:p>
     <w:tbl>
@@ -5493,7 +5923,7 @@
                 <w:sz w:val="22"/>
                 <w:szCs w:val="22"/>
               </w:rPr>
-              <w:t xml:space="preserve">一毛不拔、錙銖必較</w:t>
+              <w:t xml:space="preserve">一毛不拔</w:t>
             </w:r>
           </w:p>
         </w:tc>
@@ -5522,7 +5952,101 @@
                 <w:sz w:val="22"/>
                 <w:szCs w:val="22"/>
               </w:rPr>
-              <w:t xml:space="preserve">斤斤計較，用以譏諷人極端吝嗇、自私。</w:t>
+              <w:t xml:space="preserve">形容人極端吝嗇、自私，連一根毫毛都不肯拔。</w:t>
+            </w:r>
+          </w:p>
+        </w:tc>
+        <w:tc>
+          <w:tcPr>
+            <w:tcW w:type="dxa" w:w="2400"/>
+            <w:tcBorders>
+              <w:top w:val="single" w:color="A6A6A6" w:sz="4"/>
+              <w:left w:val="single" w:color="A6A6A6" w:sz="4"/>
+              <w:bottom w:val="single" w:color="A6A6A6" w:sz="4"/>
+              <w:right w:val="single" w:color="A6A6A6" w:sz="4"/>
+            </w:tcBorders>
+            <w:tcMar>
+              <w:top w:type="dxa" w:w="40"/>
+              <w:left w:type="dxa" w:w="80"/>
+              <w:bottom w:type="dxa" w:w="40"/>
+              <w:right w:type="dxa" w:w="80"/>
+            </w:tcMar>
+          </w:tcPr>
+          <w:p>
+            <w:r>
+              <w:rPr>
+                <w:rFonts w:ascii="標楷體" w:cs="標楷體" w:eastAsia="標楷體" w:hAnsi="標楷體"/>
+                <w:b w:val="false"/>
+                <w:bCs w:val="false"/>
+                <w:sz w:val="22"/>
+                <w:szCs w:val="22"/>
+              </w:rPr>
+              <w:t xml:space="preserve">第81課，隨堂練習選項</w:t>
+            </w:r>
+          </w:p>
+        </w:tc>
+      </w:tr>
+      <w:tr>
+        <w:trPr>
+          <w:cantSplit/>
+          <w:tblHeader w:val="false"/>
+        </w:trPr>
+        <w:tc>
+          <w:tcPr>
+            <w:tcW w:type="dxa" w:w="2400"/>
+            <w:tcBorders>
+              <w:top w:val="single" w:color="A6A6A6" w:sz="4"/>
+              <w:left w:val="single" w:color="A6A6A6" w:sz="4"/>
+              <w:bottom w:val="single" w:color="A6A6A6" w:sz="4"/>
+              <w:right w:val="single" w:color="A6A6A6" w:sz="4"/>
+            </w:tcBorders>
+            <w:shd w:fill="F7F7F7" w:val="clear"/>
+            <w:tcMar>
+              <w:top w:type="dxa" w:w="40"/>
+              <w:left w:type="dxa" w:w="80"/>
+              <w:bottom w:type="dxa" w:w="40"/>
+              <w:right w:type="dxa" w:w="80"/>
+            </w:tcMar>
+          </w:tcPr>
+          <w:p>
+            <w:r>
+              <w:rPr>
+                <w:rFonts w:ascii="標楷體" w:cs="標楷體" w:eastAsia="標楷體" w:hAnsi="標楷體"/>
+                <w:b w:val="false"/>
+                <w:bCs w:val="false"/>
+                <w:sz w:val="22"/>
+                <w:szCs w:val="22"/>
+              </w:rPr>
+              <w:t xml:space="preserve">錙銖必較</w:t>
+            </w:r>
+          </w:p>
+        </w:tc>
+        <w:tc>
+          <w:tcPr>
+            <w:tcW w:type="dxa" w:w="4560"/>
+            <w:tcBorders>
+              <w:top w:val="single" w:color="A6A6A6" w:sz="4"/>
+              <w:left w:val="single" w:color="A6A6A6" w:sz="4"/>
+              <w:bottom w:val="single" w:color="A6A6A6" w:sz="4"/>
+              <w:right w:val="single" w:color="A6A6A6" w:sz="4"/>
+            </w:tcBorders>
+            <w:tcMar>
+              <w:top w:type="dxa" w:w="40"/>
+              <w:left w:type="dxa" w:w="80"/>
+              <w:bottom w:type="dxa" w:w="40"/>
+              <w:right w:type="dxa" w:w="80"/>
+            </w:tcMar>
+          </w:tcPr>
+          <w:p>
+            <w:r>
+              <w:rPr>
+                <w:rFonts w:ascii="標楷體" w:cs="標楷體" w:eastAsia="標楷體" w:hAnsi="標楷體"/>
+                <w:b w:val="false"/>
+                <w:bCs w:val="false"/>
+                <w:sz w:val="22"/>
+                <w:szCs w:val="22"/>
+              </w:rPr>
+              <w:t xml:space="preserve">連極微小的利益也要計較，形容人斤斤計較。</w:t>
             </w:r>
           </w:p>
         </w:tc>
@@ -7365,7 +7889,7 @@
           <w:sz w:val="30"/>
           <w:szCs w:val="30"/>
         </w:rPr>
-        <w:t xml:space="preserve">十、各課重點</w:t>
+        <w:t xml:space="preserve">十一、各課重點</w:t>
       </w:r>
     </w:p>
     <w:p>
@@ -11605,7 +12129,7 @@
           <w:sz w:val="22"/>
           <w:szCs w:val="22"/>
         </w:rPr>
-        <w:t xml:space="preserve">補充：「顧」多義：看（環顧）、拜訪（三顧茅廬）、關注（顧此失彼）、反而（顧不如蜀鄙之僧哉）。</w:t>
+        <w:t xml:space="preserve">補充：「顧」多義：看、張望（環顧）、回首（後顧之憂、伯樂一顧）、拜訪（三顧茅廬）、關注（顧此失彼）、反而（顧不如蜀鄙之僧哉）。</w:t>
       </w:r>
     </w:p>
     <w:p>
@@ -15807,7 +16331,7 @@
                 <w:sz w:val="22"/>
                 <w:szCs w:val="22"/>
               </w:rPr>
-              <w:t xml:space="preserve">ㄆㄨˊ</w:t>
+              <w:t xml:space="preserve">ㄆㄨ</w:t>
             </w:r>
           </w:p>
         </w:tc>

--- a/古文今讀81-90.docx
+++ b/古文今讀81-90.docx
@@ -3819,7 +3819,7 @@
                 <w:sz w:val="22"/>
                 <w:szCs w:val="22"/>
               </w:rPr>
-              <w:t xml:space="preserve">使者不「說」（第90課，課本標註）</w:t>
+              <w:t xml:space="preserve">使者不「說」，曰：「臣奉使使王，今不問王，而先問歲與民，豈先賤而後尊貴者乎？」（第90課，原文）</w:t>
             </w:r>
           </w:p>
         </w:tc>
@@ -3884,7 +3884,7 @@
                 <w:sz w:val="22"/>
                 <w:szCs w:val="22"/>
               </w:rPr>
-              <w:t xml:space="preserve">「舍」本而問末者耶（第90課，原文）</w:t>
+              <w:t xml:space="preserve">苟無民，何以有君？故有問，「舍」本而問末者耶？（第90課，原文）</w:t>
             </w:r>
           </w:p>
         </w:tc>
@@ -3949,7 +3949,7 @@
                 <w:sz w:val="22"/>
                 <w:szCs w:val="22"/>
               </w:rPr>
-              <w:t xml:space="preserve">「卬」其首負之（第84課，原文）</w:t>
+              <w:t xml:space="preserve">行遇物，輒持取，「卬」其首負之。（第84課，原文）</w:t>
             </w:r>
           </w:p>
         </w:tc>
@@ -4014,7 +4014,7 @@
                 <w:sz w:val="22"/>
                 <w:szCs w:val="22"/>
               </w:rPr>
-              <w:t xml:space="preserve">「反」書責侃曰（回信）（第81課，原文）</w:t>
+              <w:t xml:space="preserve">母封鮓付使，「反」書責侃曰：「汝為吏，以官物見餉，非唯不益，乃增吾憂也。」（第81課，原文）</w:t>
             </w:r>
           </w:p>
         </w:tc>
@@ -4079,7 +4079,7 @@
                 <w:sz w:val="22"/>
                 <w:szCs w:val="22"/>
               </w:rPr>
-              <w:t xml:space="preserve">「競競」握固（課本作「競競」）（第82課，原文）</w:t>
+              <w:t xml:space="preserve">兩手攀楯，「競競」握固，自分失手必墮深淵矣。（課本作「競競」，今通「兢兢」）（第82課，原文）</w:t>
             </w:r>
           </w:p>
         </w:tc>

--- a/古文今讀81-90.docx
+++ b/古文今讀81-90.docx
@@ -3885,201 +3885,6 @@
                 <w:szCs w:val="22"/>
               </w:rPr>
               <w:t xml:space="preserve">苟無民，何以有君？故有問，「舍」本而問末者耶？（第90課，原文）</w:t>
-            </w:r>
-          </w:p>
-        </w:tc>
-      </w:tr>
-      <w:tr>
-        <w:trPr>
-          <w:cantSplit/>
-          <w:tblHeader w:val="false"/>
-        </w:trPr>
-        <w:tc>
-          <w:tcPr>
-            <w:tcW w:type="dxa" w:w="2800"/>
-            <w:tcBorders>
-              <w:top w:val="single" w:color="A6A6A6" w:sz="4"/>
-              <w:left w:val="single" w:color="A6A6A6" w:sz="4"/>
-              <w:bottom w:val="single" w:color="A6A6A6" w:sz="4"/>
-              <w:right w:val="single" w:color="A6A6A6" w:sz="4"/>
-            </w:tcBorders>
-            <w:shd w:fill="F7F7F7" w:val="clear"/>
-            <w:tcMar>
-              <w:top w:type="dxa" w:w="40"/>
-              <w:left w:type="dxa" w:w="80"/>
-              <w:bottom w:type="dxa" w:w="40"/>
-              <w:right w:type="dxa" w:w="80"/>
-            </w:tcMar>
-          </w:tcPr>
-          <w:p>
-            <w:r>
-              <w:rPr>
-                <w:rFonts w:ascii="標楷體" w:cs="標楷體" w:eastAsia="標楷體" w:hAnsi="標楷體"/>
-                <w:b w:val="false"/>
-                <w:bCs w:val="false"/>
-                <w:sz w:val="22"/>
-                <w:szCs w:val="22"/>
-              </w:rPr>
-              <w:t xml:space="preserve">「卬」通「仰」，抬起（頭）</w:t>
-            </w:r>
-          </w:p>
-        </w:tc>
-        <w:tc>
-          <w:tcPr>
-            <w:tcW w:type="dxa" w:w="6560"/>
-            <w:tcBorders>
-              <w:top w:val="single" w:color="A6A6A6" w:sz="4"/>
-              <w:left w:val="single" w:color="A6A6A6" w:sz="4"/>
-              <w:bottom w:val="single" w:color="A6A6A6" w:sz="4"/>
-              <w:right w:val="single" w:color="A6A6A6" w:sz="4"/>
-            </w:tcBorders>
-            <w:tcMar>
-              <w:top w:type="dxa" w:w="40"/>
-              <w:left w:type="dxa" w:w="80"/>
-              <w:bottom w:type="dxa" w:w="40"/>
-              <w:right w:type="dxa" w:w="80"/>
-            </w:tcMar>
-          </w:tcPr>
-          <w:p>
-            <w:r>
-              <w:rPr>
-                <w:rFonts w:ascii="標楷體" w:cs="標楷體" w:eastAsia="標楷體" w:hAnsi="標楷體"/>
-                <w:b w:val="false"/>
-                <w:bCs w:val="false"/>
-                <w:sz w:val="22"/>
-                <w:szCs w:val="22"/>
-              </w:rPr>
-              <w:t xml:space="preserve">行遇物，輒持取，「卬」其首負之。（第84課，原文）</w:t>
-            </w:r>
-          </w:p>
-        </w:tc>
-      </w:tr>
-      <w:tr>
-        <w:trPr>
-          <w:cantSplit/>
-          <w:tblHeader w:val="false"/>
-        </w:trPr>
-        <w:tc>
-          <w:tcPr>
-            <w:tcW w:type="dxa" w:w="2800"/>
-            <w:tcBorders>
-              <w:top w:val="single" w:color="A6A6A6" w:sz="4"/>
-              <w:left w:val="single" w:color="A6A6A6" w:sz="4"/>
-              <w:bottom w:val="single" w:color="A6A6A6" w:sz="4"/>
-              <w:right w:val="single" w:color="A6A6A6" w:sz="4"/>
-            </w:tcBorders>
-            <w:shd w:fill="F7F7F7" w:val="clear"/>
-            <w:tcMar>
-              <w:top w:type="dxa" w:w="40"/>
-              <w:left w:type="dxa" w:w="80"/>
-              <w:bottom w:type="dxa" w:w="40"/>
-              <w:right w:type="dxa" w:w="80"/>
-            </w:tcMar>
-          </w:tcPr>
-          <w:p>
-            <w:r>
-              <w:rPr>
-                <w:rFonts w:ascii="標楷體" w:cs="標楷體" w:eastAsia="標楷體" w:hAnsi="標楷體"/>
-                <w:b w:val="false"/>
-                <w:bCs w:val="false"/>
-                <w:sz w:val="22"/>
-                <w:szCs w:val="22"/>
-              </w:rPr>
-              <w:t xml:space="preserve">「反」通「返」，回、還</w:t>
-            </w:r>
-          </w:p>
-        </w:tc>
-        <w:tc>
-          <w:tcPr>
-            <w:tcW w:type="dxa" w:w="6560"/>
-            <w:tcBorders>
-              <w:top w:val="single" w:color="A6A6A6" w:sz="4"/>
-              <w:left w:val="single" w:color="A6A6A6" w:sz="4"/>
-              <w:bottom w:val="single" w:color="A6A6A6" w:sz="4"/>
-              <w:right w:val="single" w:color="A6A6A6" w:sz="4"/>
-            </w:tcBorders>
-            <w:tcMar>
-              <w:top w:type="dxa" w:w="40"/>
-              <w:left w:type="dxa" w:w="80"/>
-              <w:bottom w:type="dxa" w:w="40"/>
-              <w:right w:type="dxa" w:w="80"/>
-            </w:tcMar>
-          </w:tcPr>
-          <w:p>
-            <w:r>
-              <w:rPr>
-                <w:rFonts w:ascii="標楷體" w:cs="標楷體" w:eastAsia="標楷體" w:hAnsi="標楷體"/>
-                <w:b w:val="false"/>
-                <w:bCs w:val="false"/>
-                <w:sz w:val="22"/>
-                <w:szCs w:val="22"/>
-              </w:rPr>
-              <w:t xml:space="preserve">母封鮓付使，「反」書責侃曰：「汝為吏，以官物見餉，非唯不益，乃增吾憂也。」（第81課，原文）</w:t>
-            </w:r>
-          </w:p>
-        </w:tc>
-      </w:tr>
-      <w:tr>
-        <w:trPr>
-          <w:cantSplit/>
-          <w:tblHeader w:val="false"/>
-        </w:trPr>
-        <w:tc>
-          <w:tcPr>
-            <w:tcW w:type="dxa" w:w="2800"/>
-            <w:tcBorders>
-              <w:top w:val="single" w:color="A6A6A6" w:sz="4"/>
-              <w:left w:val="single" w:color="A6A6A6" w:sz="4"/>
-              <w:bottom w:val="single" w:color="A6A6A6" w:sz="4"/>
-              <w:right w:val="single" w:color="A6A6A6" w:sz="4"/>
-            </w:tcBorders>
-            <w:shd w:fill="F7F7F7" w:val="clear"/>
-            <w:tcMar>
-              <w:top w:type="dxa" w:w="40"/>
-              <w:left w:type="dxa" w:w="80"/>
-              <w:bottom w:type="dxa" w:w="40"/>
-              <w:right w:type="dxa" w:w="80"/>
-            </w:tcMar>
-          </w:tcPr>
-          <w:p>
-            <w:r>
-              <w:rPr>
-                <w:rFonts w:ascii="標楷體" w:cs="標楷體" w:eastAsia="標楷體" w:hAnsi="標楷體"/>
-                <w:b w:val="false"/>
-                <w:bCs w:val="false"/>
-                <w:sz w:val="22"/>
-                <w:szCs w:val="22"/>
-              </w:rPr>
-              <w:t xml:space="preserve">「競競」通「兢兢」，戒慎、用力的樣子</w:t>
-            </w:r>
-          </w:p>
-        </w:tc>
-        <w:tc>
-          <w:tcPr>
-            <w:tcW w:type="dxa" w:w="6560"/>
-            <w:tcBorders>
-              <w:top w:val="single" w:color="A6A6A6" w:sz="4"/>
-              <w:left w:val="single" w:color="A6A6A6" w:sz="4"/>
-              <w:bottom w:val="single" w:color="A6A6A6" w:sz="4"/>
-              <w:right w:val="single" w:color="A6A6A6" w:sz="4"/>
-            </w:tcBorders>
-            <w:tcMar>
-              <w:top w:type="dxa" w:w="40"/>
-              <w:left w:type="dxa" w:w="80"/>
-              <w:bottom w:type="dxa" w:w="40"/>
-              <w:right w:type="dxa" w:w="80"/>
-            </w:tcMar>
-          </w:tcPr>
-          <w:p>
-            <w:r>
-              <w:rPr>
-                <w:rFonts w:ascii="標楷體" w:cs="標楷體" w:eastAsia="標楷體" w:hAnsi="標楷體"/>
-                <w:b w:val="false"/>
-                <w:bCs w:val="false"/>
-                <w:sz w:val="22"/>
-                <w:szCs w:val="22"/>
-              </w:rPr>
-              <w:t xml:space="preserve">兩手攀楯，「競競」握固，自分失手必墮深淵矣。（課本作「競競」，今通「兢兢」）（第82課，原文）</w:t>
             </w:r>
           </w:p>
         </w:tc>

--- a/古文今讀81-90.docx
+++ b/古文今讀81-90.docx
@@ -32,7 +32,7 @@
           <w:sz w:val="24"/>
           <w:szCs w:val="24"/>
         </w:rPr>
-        <w:t xml:space="preserve">整理：於、輒、顧、故、之、代詞性助詞（相／見／所）、人稱代詞、通假字、蝜蝂傳與狐假虎威等成語</w:t>
+        <w:t xml:space="preserve">整理：於、輒、顧、故、之、代詞性助詞（相／見／所）、人稱代詞、負、信、通假字、蝜蝂傳與狐假虎威等成語</w:t>
       </w:r>
     </w:p>
     <w:p>
@@ -3668,7 +3668,689 @@
           <w:sz w:val="30"/>
           <w:szCs w:val="30"/>
         </w:rPr>
-        <w:t xml:space="preserve">八、通假字（第81–90課）</w:t>
+        <w:t xml:space="preserve">八、負（第84課）</w:t>
+      </w:r>
+    </w:p>
+    <w:tbl>
+      <w:tblPr>
+        <w:tblW w:type="dxa" w:w="9360"/>
+        <w:tblBorders>
+          <w:top w:val="single" w:color="auto" w:sz="4"/>
+          <w:left w:val="single" w:color="auto" w:sz="4"/>
+          <w:bottom w:val="single" w:color="auto" w:sz="4"/>
+          <w:right w:val="single" w:color="auto" w:sz="4"/>
+          <w:insideH w:val="single" w:color="auto" w:sz="4"/>
+          <w:insideV w:val="single" w:color="auto" w:sz="4"/>
+        </w:tblBorders>
+      </w:tblPr>
+      <w:tblGrid>
+        <w:gridCol w:w="2800"/>
+        <w:gridCol w:w="6560"/>
+      </w:tblGrid>
+      <w:tr>
+        <w:trPr>
+          <w:cantSplit/>
+          <w:tblHeader/>
+        </w:trPr>
+        <w:tc>
+          <w:tcPr>
+            <w:tcW w:type="dxa" w:w="2800"/>
+            <w:tcBorders>
+              <w:top w:val="single" w:color="A6A6A6" w:sz="4"/>
+              <w:left w:val="single" w:color="A6A6A6" w:sz="4"/>
+              <w:bottom w:val="single" w:color="A6A6A6" w:sz="4"/>
+              <w:right w:val="single" w:color="A6A6A6" w:sz="4"/>
+            </w:tcBorders>
+            <w:shd w:fill="E2EFDA" w:val="clear"/>
+            <w:tcMar>
+              <w:top w:type="dxa" w:w="40"/>
+              <w:left w:type="dxa" w:w="80"/>
+              <w:bottom w:type="dxa" w:w="40"/>
+              <w:right w:type="dxa" w:w="80"/>
+            </w:tcMar>
+          </w:tcPr>
+          <w:p>
+            <w:pPr>
+              <w:jc w:val="center"/>
+            </w:pPr>
+            <w:r>
+              <w:rPr>
+                <w:rFonts w:ascii="標楷體" w:cs="標楷體" w:eastAsia="標楷體" w:hAnsi="標楷體"/>
+                <w:b/>
+                <w:bCs/>
+                <w:sz w:val="22"/>
+                <w:szCs w:val="22"/>
+              </w:rPr>
+              <w:t xml:space="preserve">意義（詞性）</w:t>
+            </w:r>
+          </w:p>
+        </w:tc>
+        <w:tc>
+          <w:tcPr>
+            <w:tcW w:type="dxa" w:w="6560"/>
+            <w:tcBorders>
+              <w:top w:val="single" w:color="A6A6A6" w:sz="4"/>
+              <w:left w:val="single" w:color="A6A6A6" w:sz="4"/>
+              <w:bottom w:val="single" w:color="A6A6A6" w:sz="4"/>
+              <w:right w:val="single" w:color="A6A6A6" w:sz="4"/>
+            </w:tcBorders>
+            <w:shd w:fill="E2EFDA" w:val="clear"/>
+            <w:tcMar>
+              <w:top w:type="dxa" w:w="40"/>
+              <w:left w:type="dxa" w:w="80"/>
+              <w:bottom w:type="dxa" w:w="40"/>
+              <w:right w:type="dxa" w:w="80"/>
+            </w:tcMar>
+          </w:tcPr>
+          <w:p>
+            <w:pPr>
+              <w:jc w:val="center"/>
+            </w:pPr>
+            <w:r>
+              <w:rPr>
+                <w:rFonts w:ascii="標楷體" w:cs="標楷體" w:eastAsia="標楷體" w:hAnsi="標楷體"/>
+                <w:b/>
+                <w:bCs/>
+                <w:sz w:val="22"/>
+                <w:szCs w:val="22"/>
+              </w:rPr>
+              <w:t xml:space="preserve">例句（出處）</w:t>
+            </w:r>
+          </w:p>
+        </w:tc>
+      </w:tr>
+      <w:tr>
+        <w:trPr>
+          <w:cantSplit/>
+          <w:tblHeader w:val="false"/>
+        </w:trPr>
+        <w:tc>
+          <w:tcPr>
+            <w:tcW w:type="dxa" w:w="2800"/>
+            <w:tcBorders>
+              <w:top w:val="single" w:color="A6A6A6" w:sz="4"/>
+              <w:left w:val="single" w:color="A6A6A6" w:sz="4"/>
+              <w:bottom w:val="single" w:color="A6A6A6" w:sz="4"/>
+              <w:right w:val="single" w:color="A6A6A6" w:sz="4"/>
+            </w:tcBorders>
+            <w:shd w:fill="F7F7F7" w:val="clear"/>
+            <w:tcMar>
+              <w:top w:type="dxa" w:w="40"/>
+              <w:left w:type="dxa" w:w="80"/>
+              <w:bottom w:type="dxa" w:w="40"/>
+              <w:right w:type="dxa" w:w="80"/>
+            </w:tcMar>
+          </w:tcPr>
+          <w:p>
+            <w:r>
+              <w:rPr>
+                <w:rFonts w:ascii="標楷體" w:cs="標楷體" w:eastAsia="標楷體" w:hAnsi="標楷體"/>
+                <w:b w:val="false"/>
+                <w:bCs w:val="false"/>
+                <w:sz w:val="22"/>
+                <w:szCs w:val="22"/>
+              </w:rPr>
+              <w:t xml:space="preserve">以肩背物，V</w:t>
+            </w:r>
+          </w:p>
+        </w:tc>
+        <w:tc>
+          <w:tcPr>
+            <w:tcW w:type="dxa" w:w="6560"/>
+            <w:tcBorders>
+              <w:top w:val="single" w:color="A6A6A6" w:sz="4"/>
+              <w:left w:val="single" w:color="A6A6A6" w:sz="4"/>
+              <w:bottom w:val="single" w:color="A6A6A6" w:sz="4"/>
+              <w:right w:val="single" w:color="A6A6A6" w:sz="4"/>
+            </w:tcBorders>
+            <w:tcMar>
+              <w:top w:type="dxa" w:w="40"/>
+              <w:left w:type="dxa" w:w="80"/>
+              <w:bottom w:type="dxa" w:w="40"/>
+              <w:right w:type="dxa" w:w="80"/>
+            </w:tcMar>
+          </w:tcPr>
+          <w:p>
+            <w:r>
+              <w:rPr>
+                <w:rFonts w:ascii="標楷體" w:cs="標楷體" w:eastAsia="標楷體" w:hAnsi="標楷體"/>
+                <w:b w:val="false"/>
+                <w:bCs w:val="false"/>
+                <w:sz w:val="22"/>
+                <w:szCs w:val="22"/>
+              </w:rPr>
+              <w:t xml:space="preserve">「負」荊請罪（課本補充）</w:t>
+            </w:r>
+          </w:p>
+          <w:p>
+            <w:r>
+              <w:rPr>
+                <w:rFonts w:ascii="標楷體" w:cs="標楷體" w:eastAsia="標楷體" w:hAnsi="標楷體"/>
+                <w:b w:val="false"/>
+                <w:bCs w:val="false"/>
+                <w:sz w:val="22"/>
+                <w:szCs w:val="22"/>
+              </w:rPr>
+              <w:t xml:space="preserve">蝜蝂者，善「負」小蟲也（第84課，原文）</w:t>
+            </w:r>
+          </w:p>
+        </w:tc>
+      </w:tr>
+      <w:tr>
+        <w:trPr>
+          <w:cantSplit/>
+          <w:tblHeader w:val="false"/>
+        </w:trPr>
+        <w:tc>
+          <w:tcPr>
+            <w:tcW w:type="dxa" w:w="2800"/>
+            <w:tcBorders>
+              <w:top w:val="single" w:color="A6A6A6" w:sz="4"/>
+              <w:left w:val="single" w:color="A6A6A6" w:sz="4"/>
+              <w:bottom w:val="single" w:color="A6A6A6" w:sz="4"/>
+              <w:right w:val="single" w:color="A6A6A6" w:sz="4"/>
+            </w:tcBorders>
+            <w:shd w:fill="F7F7F7" w:val="clear"/>
+            <w:tcMar>
+              <w:top w:type="dxa" w:w="40"/>
+              <w:left w:type="dxa" w:w="80"/>
+              <w:bottom w:type="dxa" w:w="40"/>
+              <w:right w:type="dxa" w:w="80"/>
+            </w:tcMar>
+          </w:tcPr>
+          <w:p>
+            <w:r>
+              <w:rPr>
+                <w:rFonts w:ascii="標楷體" w:cs="標楷體" w:eastAsia="標楷體" w:hAnsi="標楷體"/>
+                <w:b w:val="false"/>
+                <w:bCs w:val="false"/>
+                <w:sz w:val="22"/>
+                <w:szCs w:val="22"/>
+              </w:rPr>
+              <w:t xml:space="preserve">背棄、違背，V</w:t>
+            </w:r>
+          </w:p>
+        </w:tc>
+        <w:tc>
+          <w:tcPr>
+            <w:tcW w:type="dxa" w:w="6560"/>
+            <w:tcBorders>
+              <w:top w:val="single" w:color="A6A6A6" w:sz="4"/>
+              <w:left w:val="single" w:color="A6A6A6" w:sz="4"/>
+              <w:bottom w:val="single" w:color="A6A6A6" w:sz="4"/>
+              <w:right w:val="single" w:color="A6A6A6" w:sz="4"/>
+            </w:tcBorders>
+            <w:tcMar>
+              <w:top w:type="dxa" w:w="40"/>
+              <w:left w:type="dxa" w:w="80"/>
+              <w:bottom w:type="dxa" w:w="40"/>
+              <w:right w:type="dxa" w:w="80"/>
+            </w:tcMar>
+          </w:tcPr>
+          <w:p>
+            <w:r>
+              <w:rPr>
+                <w:rFonts w:ascii="標楷體" w:cs="標楷體" w:eastAsia="標楷體" w:hAnsi="標楷體"/>
+                <w:b w:val="false"/>
+                <w:bCs w:val="false"/>
+                <w:sz w:val="22"/>
+                <w:szCs w:val="22"/>
+              </w:rPr>
+              <w:t xml:space="preserve">辜「負」（課本標註）</w:t>
+            </w:r>
+          </w:p>
+          <w:p>
+            <w:r>
+              <w:rPr>
+                <w:rFonts w:ascii="標楷體" w:cs="標楷體" w:eastAsia="標楷體" w:hAnsi="標楷體"/>
+                <w:b w:val="false"/>
+                <w:bCs w:val="false"/>
+                <w:sz w:val="22"/>
+                <w:szCs w:val="22"/>
+              </w:rPr>
+              <w:t xml:space="preserve">忘恩「負」義（課本補充）</w:t>
+            </w:r>
+          </w:p>
+        </w:tc>
+      </w:tr>
+      <w:tr>
+        <w:trPr>
+          <w:cantSplit/>
+          <w:tblHeader w:val="false"/>
+        </w:trPr>
+        <w:tc>
+          <w:tcPr>
+            <w:tcW w:type="dxa" w:w="2800"/>
+            <w:tcBorders>
+              <w:top w:val="single" w:color="A6A6A6" w:sz="4"/>
+              <w:left w:val="single" w:color="A6A6A6" w:sz="4"/>
+              <w:bottom w:val="single" w:color="A6A6A6" w:sz="4"/>
+              <w:right w:val="single" w:color="A6A6A6" w:sz="4"/>
+            </w:tcBorders>
+            <w:shd w:fill="F7F7F7" w:val="clear"/>
+            <w:tcMar>
+              <w:top w:type="dxa" w:w="40"/>
+              <w:left w:type="dxa" w:w="80"/>
+              <w:bottom w:type="dxa" w:w="40"/>
+              <w:right w:type="dxa" w:w="80"/>
+            </w:tcMar>
+          </w:tcPr>
+          <w:p>
+            <w:r>
+              <w:rPr>
+                <w:rFonts w:ascii="標楷體" w:cs="標楷體" w:eastAsia="標楷體" w:hAnsi="標楷體"/>
+                <w:b w:val="false"/>
+                <w:bCs w:val="false"/>
+                <w:sz w:val="22"/>
+                <w:szCs w:val="22"/>
+              </w:rPr>
+              <w:t xml:space="preserve">責任，N</w:t>
+            </w:r>
+          </w:p>
+        </w:tc>
+        <w:tc>
+          <w:tcPr>
+            <w:tcW w:type="dxa" w:w="6560"/>
+            <w:tcBorders>
+              <w:top w:val="single" w:color="A6A6A6" w:sz="4"/>
+              <w:left w:val="single" w:color="A6A6A6" w:sz="4"/>
+              <w:bottom w:val="single" w:color="A6A6A6" w:sz="4"/>
+              <w:right w:val="single" w:color="A6A6A6" w:sz="4"/>
+            </w:tcBorders>
+            <w:tcMar>
+              <w:top w:type="dxa" w:w="40"/>
+              <w:left w:type="dxa" w:w="80"/>
+              <w:bottom w:type="dxa" w:w="40"/>
+              <w:right w:type="dxa" w:w="80"/>
+            </w:tcMar>
+          </w:tcPr>
+          <w:p>
+            <w:r>
+              <w:rPr>
+                <w:rFonts w:ascii="標楷體" w:cs="標楷體" w:eastAsia="標楷體" w:hAnsi="標楷體"/>
+                <w:b w:val="false"/>
+                <w:bCs w:val="false"/>
+                <w:sz w:val="22"/>
+                <w:szCs w:val="22"/>
+              </w:rPr>
+              <w:t xml:space="preserve">如釋重「負」（課本標註）</w:t>
+            </w:r>
+          </w:p>
+        </w:tc>
+      </w:tr>
+    </w:tbl>
+    <w:p>
+      <w:pPr>
+        <w:spacing w:after="80"/>
+      </w:pPr>
+      <w:r>
+        <w:rPr>
+          <w:rFonts w:ascii="標楷體" w:cs="標楷體" w:eastAsia="標楷體" w:hAnsi="標楷體"/>
+          <w:sz w:val="22"/>
+          <w:szCs w:val="22"/>
+        </w:rPr>
+        <w:t xml:space="preserve">「負」的三個義項：以肩背物（動詞）、背棄違背（動詞）、責任（名詞）。</w:t>
+      </w:r>
+    </w:p>
+    <w:p>
+      <w:pPr>
+        <w:pStyle w:val="Heading2"/>
+        <w:pBdr>
+          <w:bottom w:val="single" w:color="548235" w:sz="12" w:space="1"/>
+        </w:pBdr>
+        <w:spacing w:after="100" w:before="300"/>
+      </w:pPr>
+      <w:r>
+        <w:rPr>
+          <w:rFonts w:ascii="標楷體" w:cs="標楷體" w:eastAsia="標楷體" w:hAnsi="標楷體"/>
+          <w:b/>
+          <w:bCs/>
+          <w:color w:val="385723"/>
+          <w:sz w:val="30"/>
+          <w:szCs w:val="30"/>
+        </w:rPr>
+        <w:t xml:space="preserve">九、信（第88課）</w:t>
+      </w:r>
+    </w:p>
+    <w:tbl>
+      <w:tblPr>
+        <w:tblW w:type="dxa" w:w="9360"/>
+        <w:tblBorders>
+          <w:top w:val="single" w:color="auto" w:sz="4"/>
+          <w:left w:val="single" w:color="auto" w:sz="4"/>
+          <w:bottom w:val="single" w:color="auto" w:sz="4"/>
+          <w:right w:val="single" w:color="auto" w:sz="4"/>
+          <w:insideH w:val="single" w:color="auto" w:sz="4"/>
+          <w:insideV w:val="single" w:color="auto" w:sz="4"/>
+        </w:tblBorders>
+      </w:tblPr>
+      <w:tblGrid>
+        <w:gridCol w:w="2800"/>
+        <w:gridCol w:w="6560"/>
+      </w:tblGrid>
+      <w:tr>
+        <w:trPr>
+          <w:cantSplit/>
+          <w:tblHeader/>
+        </w:trPr>
+        <w:tc>
+          <w:tcPr>
+            <w:tcW w:type="dxa" w:w="2800"/>
+            <w:tcBorders>
+              <w:top w:val="single" w:color="A6A6A6" w:sz="4"/>
+              <w:left w:val="single" w:color="A6A6A6" w:sz="4"/>
+              <w:bottom w:val="single" w:color="A6A6A6" w:sz="4"/>
+              <w:right w:val="single" w:color="A6A6A6" w:sz="4"/>
+            </w:tcBorders>
+            <w:shd w:fill="E2EFDA" w:val="clear"/>
+            <w:tcMar>
+              <w:top w:type="dxa" w:w="40"/>
+              <w:left w:type="dxa" w:w="80"/>
+              <w:bottom w:type="dxa" w:w="40"/>
+              <w:right w:type="dxa" w:w="80"/>
+            </w:tcMar>
+          </w:tcPr>
+          <w:p>
+            <w:pPr>
+              <w:jc w:val="center"/>
+            </w:pPr>
+            <w:r>
+              <w:rPr>
+                <w:rFonts w:ascii="標楷體" w:cs="標楷體" w:eastAsia="標楷體" w:hAnsi="標楷體"/>
+                <w:b/>
+                <w:bCs/>
+                <w:sz w:val="22"/>
+                <w:szCs w:val="22"/>
+              </w:rPr>
+              <w:t xml:space="preserve">意義（詞性）</w:t>
+            </w:r>
+          </w:p>
+        </w:tc>
+        <w:tc>
+          <w:tcPr>
+            <w:tcW w:type="dxa" w:w="6560"/>
+            <w:tcBorders>
+              <w:top w:val="single" w:color="A6A6A6" w:sz="4"/>
+              <w:left w:val="single" w:color="A6A6A6" w:sz="4"/>
+              <w:bottom w:val="single" w:color="A6A6A6" w:sz="4"/>
+              <w:right w:val="single" w:color="A6A6A6" w:sz="4"/>
+            </w:tcBorders>
+            <w:shd w:fill="E2EFDA" w:val="clear"/>
+            <w:tcMar>
+              <w:top w:type="dxa" w:w="40"/>
+              <w:left w:type="dxa" w:w="80"/>
+              <w:bottom w:type="dxa" w:w="40"/>
+              <w:right w:type="dxa" w:w="80"/>
+            </w:tcMar>
+          </w:tcPr>
+          <w:p>
+            <w:pPr>
+              <w:jc w:val="center"/>
+            </w:pPr>
+            <w:r>
+              <w:rPr>
+                <w:rFonts w:ascii="標楷體" w:cs="標楷體" w:eastAsia="標楷體" w:hAnsi="標楷體"/>
+                <w:b/>
+                <w:bCs/>
+                <w:sz w:val="22"/>
+                <w:szCs w:val="22"/>
+              </w:rPr>
+              <w:t xml:space="preserve">例句（出處）</w:t>
+            </w:r>
+          </w:p>
+        </w:tc>
+      </w:tr>
+      <w:tr>
+        <w:trPr>
+          <w:cantSplit/>
+          <w:tblHeader w:val="false"/>
+        </w:trPr>
+        <w:tc>
+          <w:tcPr>
+            <w:tcW w:type="dxa" w:w="2800"/>
+            <w:tcBorders>
+              <w:top w:val="single" w:color="A6A6A6" w:sz="4"/>
+              <w:left w:val="single" w:color="A6A6A6" w:sz="4"/>
+              <w:bottom w:val="single" w:color="A6A6A6" w:sz="4"/>
+              <w:right w:val="single" w:color="A6A6A6" w:sz="4"/>
+            </w:tcBorders>
+            <w:shd w:fill="F7F7F7" w:val="clear"/>
+            <w:tcMar>
+              <w:top w:type="dxa" w:w="40"/>
+              <w:left w:type="dxa" w:w="80"/>
+              <w:bottom w:type="dxa" w:w="40"/>
+              <w:right w:type="dxa" w:w="80"/>
+            </w:tcMar>
+          </w:tcPr>
+          <w:p>
+            <w:r>
+              <w:rPr>
+                <w:rFonts w:ascii="標楷體" w:cs="標楷體" w:eastAsia="標楷體" w:hAnsi="標楷體"/>
+                <w:b w:val="false"/>
+                <w:bCs w:val="false"/>
+                <w:sz w:val="22"/>
+                <w:szCs w:val="22"/>
+              </w:rPr>
+              <w:t xml:space="preserve">誠實不欺、信用，N</w:t>
+            </w:r>
+          </w:p>
+        </w:tc>
+        <w:tc>
+          <w:tcPr>
+            <w:tcW w:type="dxa" w:w="6560"/>
+            <w:tcBorders>
+              <w:top w:val="single" w:color="A6A6A6" w:sz="4"/>
+              <w:left w:val="single" w:color="A6A6A6" w:sz="4"/>
+              <w:bottom w:val="single" w:color="A6A6A6" w:sz="4"/>
+              <w:right w:val="single" w:color="A6A6A6" w:sz="4"/>
+            </w:tcBorders>
+            <w:tcMar>
+              <w:top w:type="dxa" w:w="40"/>
+              <w:left w:type="dxa" w:w="80"/>
+              <w:bottom w:type="dxa" w:w="40"/>
+              <w:right w:type="dxa" w:w="80"/>
+            </w:tcMar>
+          </w:tcPr>
+          <w:p>
+            <w:r>
+              <w:rPr>
+                <w:rFonts w:ascii="標楷體" w:cs="標楷體" w:eastAsia="標楷體" w:hAnsi="標楷體"/>
+                <w:b w:val="false"/>
+                <w:bCs w:val="false"/>
+                <w:sz w:val="22"/>
+                <w:szCs w:val="22"/>
+              </w:rPr>
+              <w:t xml:space="preserve">徙木立「信」（第88課）</w:t>
+            </w:r>
+          </w:p>
+          <w:p>
+            <w:r>
+              <w:rPr>
+                <w:rFonts w:ascii="標楷體" w:cs="標楷體" w:eastAsia="標楷體" w:hAnsi="標楷體"/>
+                <w:b w:val="false"/>
+                <w:bCs w:val="false"/>
+                <w:sz w:val="22"/>
+                <w:szCs w:val="22"/>
+              </w:rPr>
+              <w:t xml:space="preserve">背「信」忘義（課本補充）</w:t>
+            </w:r>
+          </w:p>
+        </w:tc>
+      </w:tr>
+      <w:tr>
+        <w:trPr>
+          <w:cantSplit/>
+          <w:tblHeader w:val="false"/>
+        </w:trPr>
+        <w:tc>
+          <w:tcPr>
+            <w:tcW w:type="dxa" w:w="2800"/>
+            <w:tcBorders>
+              <w:top w:val="single" w:color="A6A6A6" w:sz="4"/>
+              <w:left w:val="single" w:color="A6A6A6" w:sz="4"/>
+              <w:bottom w:val="single" w:color="A6A6A6" w:sz="4"/>
+              <w:right w:val="single" w:color="A6A6A6" w:sz="4"/>
+            </w:tcBorders>
+            <w:shd w:fill="F7F7F7" w:val="clear"/>
+            <w:tcMar>
+              <w:top w:type="dxa" w:w="40"/>
+              <w:left w:type="dxa" w:w="80"/>
+              <w:bottom w:type="dxa" w:w="40"/>
+              <w:right w:type="dxa" w:w="80"/>
+            </w:tcMar>
+          </w:tcPr>
+          <w:p>
+            <w:r>
+              <w:rPr>
+                <w:rFonts w:ascii="標楷體" w:cs="標楷體" w:eastAsia="標楷體" w:hAnsi="標楷體"/>
+                <w:b w:val="false"/>
+                <w:bCs w:val="false"/>
+                <w:sz w:val="22"/>
+                <w:szCs w:val="22"/>
+              </w:rPr>
+              <w:t xml:space="preserve">隨意地、任憑，副</w:t>
+            </w:r>
+          </w:p>
+        </w:tc>
+        <w:tc>
+          <w:tcPr>
+            <w:tcW w:type="dxa" w:w="6560"/>
+            <w:tcBorders>
+              <w:top w:val="single" w:color="A6A6A6" w:sz="4"/>
+              <w:left w:val="single" w:color="A6A6A6" w:sz="4"/>
+              <w:bottom w:val="single" w:color="A6A6A6" w:sz="4"/>
+              <w:right w:val="single" w:color="A6A6A6" w:sz="4"/>
+            </w:tcBorders>
+            <w:tcMar>
+              <w:top w:type="dxa" w:w="40"/>
+              <w:left w:type="dxa" w:w="80"/>
+              <w:bottom w:type="dxa" w:w="40"/>
+              <w:right w:type="dxa" w:w="80"/>
+            </w:tcMar>
+          </w:tcPr>
+          <w:p>
+            <w:r>
+              <w:rPr>
+                <w:rFonts w:ascii="標楷體" w:cs="標楷體" w:eastAsia="標楷體" w:hAnsi="標楷體"/>
+                <w:b w:val="false"/>
+                <w:bCs w:val="false"/>
+                <w:sz w:val="22"/>
+                <w:szCs w:val="22"/>
+              </w:rPr>
+              <w:t xml:space="preserve">「信」口開河（課本補充）</w:t>
+            </w:r>
+          </w:p>
+          <w:p>
+            <w:r>
+              <w:rPr>
+                <w:rFonts w:ascii="標楷體" w:cs="標楷體" w:eastAsia="標楷體" w:hAnsi="標楷體"/>
+                <w:b w:val="false"/>
+                <w:bCs w:val="false"/>
+                <w:sz w:val="22"/>
+                <w:szCs w:val="22"/>
+              </w:rPr>
+              <w:t xml:space="preserve">「信」手捻來（課本補充）</w:t>
+            </w:r>
+          </w:p>
+        </w:tc>
+      </w:tr>
+      <w:tr>
+        <w:trPr>
+          <w:cantSplit/>
+          <w:tblHeader w:val="false"/>
+        </w:trPr>
+        <w:tc>
+          <w:tcPr>
+            <w:tcW w:type="dxa" w:w="2800"/>
+            <w:tcBorders>
+              <w:top w:val="single" w:color="A6A6A6" w:sz="4"/>
+              <w:left w:val="single" w:color="A6A6A6" w:sz="4"/>
+              <w:bottom w:val="single" w:color="A6A6A6" w:sz="4"/>
+              <w:right w:val="single" w:color="A6A6A6" w:sz="4"/>
+            </w:tcBorders>
+            <w:shd w:fill="F7F7F7" w:val="clear"/>
+            <w:tcMar>
+              <w:top w:type="dxa" w:w="40"/>
+              <w:left w:type="dxa" w:w="80"/>
+              <w:bottom w:type="dxa" w:w="40"/>
+              <w:right w:type="dxa" w:w="80"/>
+            </w:tcMar>
+          </w:tcPr>
+          <w:p>
+            <w:r>
+              <w:rPr>
+                <w:rFonts w:ascii="標楷體" w:cs="標楷體" w:eastAsia="標楷體" w:hAnsi="標楷體"/>
+                <w:b w:val="false"/>
+                <w:bCs w:val="false"/>
+                <w:sz w:val="22"/>
+                <w:szCs w:val="22"/>
+              </w:rPr>
+              <w:t xml:space="preserve">聽從、不懷疑，V</w:t>
+            </w:r>
+          </w:p>
+        </w:tc>
+        <w:tc>
+          <w:tcPr>
+            <w:tcW w:type="dxa" w:w="6560"/>
+            <w:tcBorders>
+              <w:top w:val="single" w:color="A6A6A6" w:sz="4"/>
+              <w:left w:val="single" w:color="A6A6A6" w:sz="4"/>
+              <w:bottom w:val="single" w:color="A6A6A6" w:sz="4"/>
+              <w:right w:val="single" w:color="A6A6A6" w:sz="4"/>
+            </w:tcBorders>
+            <w:tcMar>
+              <w:top w:type="dxa" w:w="40"/>
+              <w:left w:type="dxa" w:w="80"/>
+              <w:bottom w:type="dxa" w:w="40"/>
+              <w:right w:type="dxa" w:w="80"/>
+            </w:tcMar>
+          </w:tcPr>
+          <w:p>
+            <w:r>
+              <w:rPr>
+                <w:rFonts w:ascii="標楷體" w:cs="標楷體" w:eastAsia="標楷體" w:hAnsi="標楷體"/>
+                <w:b w:val="false"/>
+                <w:bCs w:val="false"/>
+                <w:sz w:val="22"/>
+                <w:szCs w:val="22"/>
+              </w:rPr>
+              <w:t xml:space="preserve">不可置「信」（課本補充）</w:t>
+            </w:r>
+          </w:p>
+        </w:tc>
+      </w:tr>
+    </w:tbl>
+    <w:p>
+      <w:pPr>
+        <w:spacing w:after="80"/>
+      </w:pPr>
+      <w:r>
+        <w:rPr>
+          <w:rFonts w:ascii="標楷體" w:cs="標楷體" w:eastAsia="標楷體" w:hAnsi="標楷體"/>
+          <w:sz w:val="22"/>
+          <w:szCs w:val="22"/>
+        </w:rPr>
+        <w:t xml:space="preserve">同一個「信」字，因詞性不同，意思也不同：名詞是信用，副詞是隨意，動詞是相信。</w:t>
+      </w:r>
+    </w:p>
+    <w:p>
+      <w:pPr>
+        <w:pStyle w:val="Heading2"/>
+        <w:pBdr>
+          <w:bottom w:val="single" w:color="548235" w:sz="12" w:space="1"/>
+        </w:pBdr>
+        <w:spacing w:after="100" w:before="300"/>
+      </w:pPr>
+      <w:r>
+        <w:rPr>
+          <w:rFonts w:ascii="標楷體" w:cs="標楷體" w:eastAsia="標楷體" w:hAnsi="標楷體"/>
+          <w:b/>
+          <w:bCs/>
+          <w:color w:val="385723"/>
+          <w:sz w:val="30"/>
+          <w:szCs w:val="30"/>
+        </w:rPr>
+        <w:t xml:space="preserve">十、通假字（第81–90課）</w:t>
       </w:r>
     </w:p>
     <w:tbl>
@@ -3920,7 +4602,7 @@
           <w:sz w:val="30"/>
           <w:szCs w:val="30"/>
         </w:rPr>
-        <w:t xml:space="preserve">九、其他重點字義與句式</w:t>
+        <w:t xml:space="preserve">十一、其他重點字義與句式</w:t>
       </w:r>
     </w:p>
     <w:tbl>
@@ -4041,100 +4723,6 @@
                 <w:szCs w:val="22"/>
               </w:rPr>
               <w:t xml:space="preserve">出處</w:t>
-            </w:r>
-          </w:p>
-        </w:tc>
-      </w:tr>
-      <w:tr>
-        <w:trPr>
-          <w:cantSplit/>
-          <w:tblHeader w:val="false"/>
-        </w:trPr>
-        <w:tc>
-          <w:tcPr>
-            <w:tcW w:type="dxa" w:w="1800"/>
-            <w:tcBorders>
-              <w:top w:val="single" w:color="A6A6A6" w:sz="4"/>
-              <w:left w:val="single" w:color="A6A6A6" w:sz="4"/>
-              <w:bottom w:val="single" w:color="A6A6A6" w:sz="4"/>
-              <w:right w:val="single" w:color="A6A6A6" w:sz="4"/>
-            </w:tcBorders>
-            <w:shd w:fill="F7F7F7" w:val="clear"/>
-            <w:tcMar>
-              <w:top w:type="dxa" w:w="40"/>
-              <w:left w:type="dxa" w:w="80"/>
-              <w:bottom w:type="dxa" w:w="40"/>
-              <w:right w:type="dxa" w:w="80"/>
-            </w:tcMar>
-          </w:tcPr>
-          <w:p>
-            <w:r>
-              <w:rPr>
-                <w:rFonts w:ascii="標楷體" w:cs="標楷體" w:eastAsia="標楷體" w:hAnsi="標楷體"/>
-                <w:b w:val="false"/>
-                <w:bCs w:val="false"/>
-                <w:sz w:val="22"/>
-                <w:szCs w:val="22"/>
-              </w:rPr>
-              <w:t xml:space="preserve">負</w:t>
-            </w:r>
-          </w:p>
-        </w:tc>
-        <w:tc>
-          <w:tcPr>
-            <w:tcW w:type="dxa" w:w="5760"/>
-            <w:tcBorders>
-              <w:top w:val="single" w:color="A6A6A6" w:sz="4"/>
-              <w:left w:val="single" w:color="A6A6A6" w:sz="4"/>
-              <w:bottom w:val="single" w:color="A6A6A6" w:sz="4"/>
-              <w:right w:val="single" w:color="A6A6A6" w:sz="4"/>
-            </w:tcBorders>
-            <w:tcMar>
-              <w:top w:type="dxa" w:w="40"/>
-              <w:left w:type="dxa" w:w="80"/>
-              <w:bottom w:type="dxa" w:w="40"/>
-              <w:right w:type="dxa" w:w="80"/>
-            </w:tcMar>
-          </w:tcPr>
-          <w:p>
-            <w:r>
-              <w:rPr>
-                <w:rFonts w:ascii="標楷體" w:cs="標楷體" w:eastAsia="標楷體" w:hAnsi="標楷體"/>
-                <w:b w:val="false"/>
-                <w:bCs w:val="false"/>
-                <w:sz w:val="22"/>
-                <w:szCs w:val="22"/>
-              </w:rPr>
-              <w:t xml:space="preserve">背物（負荊請罪）；背棄、違背（辜負、忘恩負義）；責任（如釋重負）</w:t>
-            </w:r>
-          </w:p>
-        </w:tc>
-        <w:tc>
-          <w:tcPr>
-            <w:tcW w:type="dxa" w:w="1800"/>
-            <w:tcBorders>
-              <w:top w:val="single" w:color="A6A6A6" w:sz="4"/>
-              <w:left w:val="single" w:color="A6A6A6" w:sz="4"/>
-              <w:bottom w:val="single" w:color="A6A6A6" w:sz="4"/>
-              <w:right w:val="single" w:color="A6A6A6" w:sz="4"/>
-            </w:tcBorders>
-            <w:tcMar>
-              <w:top w:type="dxa" w:w="40"/>
-              <w:left w:type="dxa" w:w="80"/>
-              <w:bottom w:type="dxa" w:w="40"/>
-              <w:right w:type="dxa" w:w="80"/>
-            </w:tcMar>
-          </w:tcPr>
-          <w:p>
-            <w:r>
-              <w:rPr>
-                <w:rFonts w:ascii="標楷體" w:cs="標楷體" w:eastAsia="標楷體" w:hAnsi="標楷體"/>
-                <w:b w:val="false"/>
-                <w:bCs w:val="false"/>
-                <w:sz w:val="22"/>
-                <w:szCs w:val="22"/>
-              </w:rPr>
-              <w:t xml:space="preserve">第84課</w:t>
             </w:r>
           </w:p>
         </w:tc>
@@ -5196,7 +5784,7 @@
           <w:sz w:val="30"/>
           <w:szCs w:val="30"/>
         </w:rPr>
-        <w:t xml:space="preserve">十、成語整理</w:t>
+        <w:t xml:space="preserve">十二、成語整理</w:t>
       </w:r>
     </w:p>
     <w:tbl>
@@ -7694,7 +8282,7 @@
           <w:sz w:val="30"/>
           <w:szCs w:val="30"/>
         </w:rPr>
-        <w:t xml:space="preserve">十一、各課重點</w:t>
+        <w:t xml:space="preserve">十三、各課重點</w:t>
       </w:r>
     </w:p>
     <w:p>
@@ -11086,7 +11674,7 @@
           <w:sz w:val="22"/>
           <w:szCs w:val="22"/>
         </w:rPr>
-        <w:t xml:space="preserve">補充：「負」：背物（負荊請罪）；辜負＝背棄、違背；如釋重負＝責任。</w:t>
+        <w:t xml:space="preserve">補充：「負」：以肩背物，V（負荊請罪）；辜負＝背棄、違背；忘恩負義＝背棄、違背，V；如釋重負＝責任，N。</w:t>
       </w:r>
     </w:p>
     <w:p>
